--- a/03_Outputs/final scripts/fr/Module 9/9.1.0-fr.docx
+++ b/03_Outputs/final scripts/fr/Module 9/9.1.0-fr.docx
@@ -4,12 +4,12 @@
   <w:body>
     <w:p>
       <w:r>
-        <w:t xml:space="preserve">Bienvenue au chapitre 1 : Tendances et obstacles pour l'énergie renouvelable dans le Sud global.  </w:t>
+        <w:t xml:space="preserve">Bienvenue au Chapitre 1 : Tendances et obstacles pour l'énergie renouvelable dans le Sud global.  </w:t>
       </w:r>
     </w:p>
     <w:p>
       <w:r>
-        <w:t xml:space="preserve">Dans le Sud global, l'énergie renouvelable transforme la manière dont les communautés accèdent à l'électricité et créent des opportunités. Dans ce chapitre, nous explorons la croissance dynamique de l'énergie éolienne et solaire, ainsi que l'essor de solutions décentralisées telles que les mini-réseaux et les systèmes solaires domestiques. Ces technologies favorisent l'accès à une énergie propre, soutiennent le développement économique et contribuent à réduire le fossé de l'accès à l'électricité dans les régions où des millions de personnes manquent encore d'une alimentation électrique fiable.  </w:t>
+        <w:t xml:space="preserve">Dans le Sud global, l'énergie renouvelable redéfinit la manière dont les communautés accèdent à l'électricité et créent des opportunités. Dans ce chapitre, nous explorons la croissance dynamique de l'énergie éolienne et solaire, ainsi que l'essor de solutions décentralisées telles que les mini-réseaux et les systèmes solaires domestiques. Ces technologies favorisent l'accès à une énergie propre, soutiennent le développement économique et contribuent à réduire le fossé de l'accès à l'électricité dans les régions où des millions de personnes manquent encore d'une alimentation électrique fiable.  </w:t>
       </w:r>
     </w:p>
     <w:p>
